--- a/Notes/Day 18.docx
+++ b/Notes/Day 18.docx
@@ -3596,175 +3596,6 @@
         <w:t>Network architecture should support continuous availability even during component failure.</w:t>
       </w:r>
     </w:p>
-    <w:p>
-      <w:pPr>
-        <w:rPr>
-          <w:b/>
-          <w:bCs/>
-        </w:rPr>
-      </w:pPr>
-    </w:p>
-    <w:p>
-      <w:pPr>
-        <w:rPr>
-          <w:b/>
-          <w:bCs/>
-        </w:rPr>
-      </w:pPr>
-    </w:p>
-    <w:p>
-      <w:pPr>
-        <w:rPr>
-          <w:b/>
-          <w:bCs/>
-        </w:rPr>
-      </w:pPr>
-    </w:p>
-    <w:p>
-      <w:pPr>
-        <w:rPr>
-          <w:b/>
-          <w:bCs/>
-        </w:rPr>
-      </w:pPr>
-    </w:p>
-    <w:p>
-      <w:pPr>
-        <w:rPr>
-          <w:b/>
-          <w:bCs/>
-        </w:rPr>
-      </w:pPr>
-    </w:p>
-    <w:p>
-      <w:pPr>
-        <w:rPr>
-          <w:b/>
-          <w:bCs/>
-        </w:rPr>
-      </w:pPr>
-      <w:r>
-        <w:rPr>
-          <w:b/>
-          <w:bCs/>
-        </w:rPr>
-        <w:lastRenderedPageBreak/>
-        <w:t>Demo</w:t>
-      </w:r>
-    </w:p>
-    <w:p>
-      <w:pPr>
-        <w:jc w:val="center"/>
-        <w:rPr>
-          <w:b/>
-          <w:bCs/>
-        </w:rPr>
-      </w:pPr>
-      <w:r>
-        <w:rPr>
-          <w:b/>
-          <w:bCs/>
-        </w:rPr>
-        <w:drawing>
-          <wp:inline distT="0" distB="0" distL="0" distR="0" wp14:anchorId="7803699A" wp14:editId="0B7CCD00">
-            <wp:extent cx="3684896" cy="5527350"/>
-            <wp:effectExtent l="0" t="0" r="0" b="0"/>
-            <wp:docPr id="1953535763" name="Picture 2"/>
-            <wp:cNvGraphicFramePr>
-              <a:graphicFrameLocks xmlns:a="http://schemas.openxmlformats.org/drawingml/2006/main" noChangeAspect="1"/>
-            </wp:cNvGraphicFramePr>
-            <a:graphic xmlns:a="http://schemas.openxmlformats.org/drawingml/2006/main">
-              <a:graphicData uri="http://schemas.openxmlformats.org/drawingml/2006/picture">
-                <pic:pic xmlns:pic="http://schemas.openxmlformats.org/drawingml/2006/picture">
-                  <pic:nvPicPr>
-                    <pic:cNvPr id="0" name="Picture 6"/>
-                    <pic:cNvPicPr>
-                      <a:picLocks noChangeAspect="1" noChangeArrowheads="1"/>
-                    </pic:cNvPicPr>
-                  </pic:nvPicPr>
-                  <pic:blipFill>
-                    <a:blip r:embed="rId5" cstate="print">
-                      <a:extLst>
-                        <a:ext uri="{28A0092B-C50C-407E-A947-70E740481C1C}">
-                          <a14:useLocalDpi xmlns:a14="http://schemas.microsoft.com/office/drawing/2010/main" val="0"/>
-                        </a:ext>
-                      </a:extLst>
-                    </a:blip>
-                    <a:srcRect/>
-                    <a:stretch>
-                      <a:fillRect/>
-                    </a:stretch>
-                  </pic:blipFill>
-                  <pic:spPr bwMode="auto">
-                    <a:xfrm>
-                      <a:off x="0" y="0"/>
-                      <a:ext cx="3708910" cy="5563371"/>
-                    </a:xfrm>
-                    <a:prstGeom prst="rect">
-                      <a:avLst/>
-                    </a:prstGeom>
-                    <a:noFill/>
-                    <a:ln>
-                      <a:noFill/>
-                    </a:ln>
-                  </pic:spPr>
-                </pic:pic>
-              </a:graphicData>
-            </a:graphic>
-          </wp:inline>
-        </w:drawing>
-      </w:r>
-    </w:p>
-    <w:p>
-      <w:pPr>
-        <w:rPr>
-          <w:b/>
-          <w:bCs/>
-        </w:rPr>
-      </w:pPr>
-    </w:p>
-    <w:p>
-      <w:pPr>
-        <w:numPr>
-          <w:ilvl w:val="0"/>
-          <w:numId w:val="2"/>
-        </w:numPr>
-      </w:pPr>
-      <w:r>
-        <w:t>Store secrets in Key Vault</w:t>
-      </w:r>
-    </w:p>
-    <w:p>
-      <w:pPr>
-        <w:numPr>
-          <w:ilvl w:val="0"/>
-          <w:numId w:val="2"/>
-        </w:numPr>
-      </w:pPr>
-      <w:r>
-        <w:t>Secure APIs using Managed Identity</w:t>
-      </w:r>
-    </w:p>
-    <w:p>
-      <w:pPr>
-        <w:numPr>
-          <w:ilvl w:val="0"/>
-          <w:numId w:val="2"/>
-        </w:numPr>
-      </w:pPr>
-      <w:r>
-        <w:t xml:space="preserve">Configure </w:t>
-      </w:r>
-      <w:proofErr w:type="spellStart"/>
-      <w:r>
-        <w:t>VNet</w:t>
-      </w:r>
-      <w:proofErr w:type="spellEnd"/>
-      <w:r>
-        <w:t xml:space="preserve"> + private endpoints</w:t>
-      </w:r>
-    </w:p>
-    <w:p/>
     <w:sectPr>
       <w:pgSz w:w="11906" w:h="16838"/>
       <w:pgMar w:top="1440" w:right="1440" w:bottom="1440" w:left="1440" w:header="708" w:footer="708" w:gutter="0"/>
@@ -7716,6 +7547,7 @@
   <w:style w:type="character" w:default="1" w:styleId="DefaultParagraphFont">
     <w:name w:val="Default Paragraph Font"/>
     <w:uiPriority w:val="1"/>
+    <w:semiHidden/>
     <w:unhideWhenUsed/>
   </w:style>
   <w:style w:type="table" w:default="1" w:styleId="TableNormal">
